--- a/help/SlideQuestionSpecs.docx
+++ b/help/SlideQuestionSpecs.docx
@@ -215,7 +215,7 @@
           <w:b/>
           <w:bCs/>
         </w:rPr>
-        <w:t xml:space="preserve">[For a trivia Quiz about </w:t>
+        <w:t xml:space="preserve">For a trivia Quiz about </w:t>
       </w:r>
       <w:r>
         <w:rPr>
@@ -254,22 +254,66 @@
           <w:b/>
           <w:bCs/>
         </w:rPr>
-        <w:t>downloadable .txt format file. 4</w:t>
-      </w:r>
-      <w:r>
-        <w:rPr>
-          <w:b/>
-          <w:bCs/>
-        </w:rPr>
-        <w:t>6</w:t>
-      </w:r>
-      <w:r>
-        <w:rPr>
-          <w:b/>
-          <w:bCs/>
-        </w:rPr>
-        <w:t xml:space="preserve"> lines total.]</w:t>
-      </w:r>
+        <w:t>downloadable .txt format file. 46 lines total.</w:t>
+      </w:r>
+    </w:p>
+    <w:p>
+      <w:pPr>
+        <w:rPr>
+          <w:b/>
+          <w:bCs/>
+        </w:rPr>
+      </w:pPr>
+      <w:r>
+        <w:rPr>
+          <w:b/>
+          <w:bCs/>
+        </w:rPr>
+        <w:t>The title record should be the first line in formatted as:</w:t>
+      </w:r>
+    </w:p>
+    <w:p>
+      <w:pPr>
+        <w:pStyle w:val="NoSpacing"/>
+        <w:rPr>
+          <w:b/>
+          <w:bCs/>
+          <w:color w:val="000000" w:themeColor="text1"/>
+        </w:rPr>
+      </w:pPr>
+      <w:r>
+        <w:rPr>
+          <w:b/>
+          <w:bCs/>
+        </w:rPr>
+        <w:t xml:space="preserve">TITLE: &lt;h2&gt;&lt;span style="color: red;"&gt; </w:t>
+      </w:r>
+      <w:r>
+        <w:rPr>
+          <w:b/>
+          <w:bCs/>
+          <w:color w:val="EE0000"/>
+        </w:rPr>
+        <w:t xml:space="preserve">[your topic] </w:t>
+      </w:r>
+      <w:r>
+        <w:rPr>
+          <w:b/>
+          <w:bCs/>
+          <w:color w:val="000000" w:themeColor="text1"/>
+        </w:rPr>
+        <w:t>&lt;/h2&gt;</w:t>
+      </w:r>
+    </w:p>
+    <w:p>
+      <w:pPr>
+        <w:pStyle w:val="NoSpacing"/>
+        <w:rPr>
+          <w:b/>
+          <w:bCs/>
+          <w:color w:val="000000" w:themeColor="text1"/>
+        </w:rPr>
+      </w:pPr>
     </w:p>
     <w:p>
       <w:r>
@@ -289,7 +333,7 @@
           <w:b/>
           <w:bCs/>
         </w:rPr>
-        <w:t xml:space="preserve">[Please generate 90 relative multiple-choice about </w:t>
+        <w:t xml:space="preserve">Please generate 90 relative multiple-choice about </w:t>
       </w:r>
       <w:r>
         <w:rPr>
@@ -323,78 +367,63 @@
         <w:t>Each section should contain 1 title record followed by 15 questions.]</w:t>
       </w:r>
     </w:p>
+    <w:p>
+      <w:pPr>
+        <w:rPr>
+          <w:b/>
+          <w:bCs/>
+        </w:rPr>
+      </w:pPr>
+      <w:r>
+        <w:rPr>
+          <w:b/>
+          <w:bCs/>
+        </w:rPr>
+        <w:t>The title record should be the first line in the section formatted as:</w:t>
+      </w:r>
+    </w:p>
+    <w:p>
+      <w:pPr>
+        <w:pStyle w:val="NoSpacing"/>
+        <w:rPr>
+          <w:b/>
+          <w:bCs/>
+        </w:rPr>
+      </w:pPr>
+      <w:r>
+        <w:rPr>
+          <w:b/>
+          <w:bCs/>
+        </w:rPr>
+        <w:t xml:space="preserve">TITLE: &lt;h2&gt;&lt;span style="color: red;"&gt; </w:t>
+      </w:r>
+      <w:r>
+        <w:rPr>
+          <w:b/>
+          <w:bCs/>
+          <w:color w:val="EE0000"/>
+        </w:rPr>
+        <w:t xml:space="preserve">[your topic] </w:t>
+      </w:r>
+      <w:r>
+        <w:rPr>
+          <w:b/>
+          <w:bCs/>
+        </w:rPr>
+        <w:t>&lt;/span&gt;&lt;/h2&gt; level [section sequence number]</w:t>
+      </w:r>
+      <w:r>
+        <w:rPr>
+          <w:b/>
+          <w:bCs/>
+        </w:rPr>
+        <w:t xml:space="preserve"> </w:t>
+      </w:r>
+    </w:p>
     <w:p/>
     <w:p>
       <w:r>
         <w:t>Followed by this:</w:t>
-      </w:r>
-    </w:p>
-    <w:p>
-      <w:pPr>
-        <w:rPr>
-          <w:b/>
-          <w:bCs/>
-        </w:rPr>
-      </w:pPr>
-      <w:r>
-        <w:rPr>
-          <w:b/>
-          <w:bCs/>
-        </w:rPr>
-        <w:t>[</w:t>
-      </w:r>
-      <w:r>
-        <w:rPr>
-          <w:b/>
-          <w:bCs/>
-        </w:rPr>
-        <w:t>The title record should be the first line in the section formatted as:</w:t>
-      </w:r>
-    </w:p>
-    <w:p>
-      <w:pPr>
-        <w:pStyle w:val="NoSpacing"/>
-        <w:rPr>
-          <w:b/>
-          <w:bCs/>
-        </w:rPr>
-      </w:pPr>
-      <w:r>
-        <w:rPr>
-          <w:b/>
-          <w:bCs/>
-        </w:rPr>
-        <w:t>TITLE: &lt;h2&gt;&lt;span style="color: red;"&gt;</w:t>
-      </w:r>
-      <w:r>
-        <w:rPr>
-          <w:b/>
-          <w:bCs/>
-        </w:rPr>
-        <w:t xml:space="preserve"> </w:t>
-      </w:r>
-      <w:r>
-        <w:rPr>
-          <w:b/>
-          <w:bCs/>
-          <w:color w:val="EE0000"/>
-        </w:rPr>
-        <w:t xml:space="preserve">[your topic] </w:t>
-      </w:r>
-    </w:p>
-    <w:p>
-      <w:pPr>
-        <w:rPr>
-          <w:b/>
-          <w:bCs/>
-        </w:rPr>
-      </w:pPr>
-      <w:r>
-        <w:rPr>
-          <w:b/>
-          <w:bCs/>
-        </w:rPr>
-        <w:t>&lt;/span&gt;&lt;/h2&gt; level [section sequence number]</w:t>
       </w:r>
     </w:p>
     <w:p>
@@ -486,7 +515,21 @@
           <w:b/>
           <w:bCs/>
         </w:rPr>
-        <w:t>3. Third line: AM [2-digit sequence-no]: correct answer followed by a comma, a space, and an interesting fact.</w:t>
+        <w:t xml:space="preserve">3. Third line: AM [2-digit sequence-no]: </w:t>
+      </w:r>
+      <w:r>
+        <w:rPr>
+          <w:b/>
+          <w:bCs/>
+        </w:rPr>
+        <w:t xml:space="preserve">full </w:t>
+      </w:r>
+      <w:r>
+        <w:rPr>
+          <w:b/>
+          <w:bCs/>
+        </w:rPr>
+        <w:t>correct answer followed by a comma, a space, and an interesting fact.</w:t>
       </w:r>
     </w:p>
     <w:p>
@@ -503,13 +546,6 @@
           <w:bCs/>
         </w:rPr>
         <w:t>If necessary, deliver inside a code block to ensure it is formatted exactly as written with no spaces between the line type and sequence number with no line breaks or blank lines between question</w:t>
-      </w:r>
-      <w:r>
-        <w:rPr>
-          <w:b/>
-          <w:bCs/>
-        </w:rPr>
-        <w:t>]</w:t>
       </w:r>
     </w:p>
     <w:p>

--- a/help/SlideQuestionSpecs.docx
+++ b/help/SlideQuestionSpecs.docx
@@ -302,18 +302,82 @@
           <w:bCs/>
           <w:color w:val="000000" w:themeColor="text1"/>
         </w:rPr>
-        <w:t>&lt;/h2&gt;</w:t>
-      </w:r>
-    </w:p>
-    <w:p>
-      <w:pPr>
-        <w:pStyle w:val="NoSpacing"/>
+        <w:t>&lt;/span&gt;</w:t>
+      </w:r>
+      <w:r>
         <w:rPr>
           <w:b/>
           <w:bCs/>
           <w:color w:val="000000" w:themeColor="text1"/>
         </w:rPr>
-      </w:pPr>
+        <w:t>&lt;</w:t>
+      </w:r>
+      <w:r>
+        <w:rPr>
+          <w:b/>
+          <w:bCs/>
+          <w:color w:val="000000" w:themeColor="text1"/>
+        </w:rPr>
+        <w:t>/h2</w:t>
+      </w:r>
+      <w:r>
+        <w:rPr>
+          <w:b/>
+          <w:bCs/>
+          <w:color w:val="000000" w:themeColor="text1"/>
+        </w:rPr>
+        <w:t>&gt;</w:t>
+      </w:r>
+      <w:r>
+        <w:rPr>
+          <w:b/>
+          <w:bCs/>
+          <w:color w:val="000000" w:themeColor="text1"/>
+        </w:rPr>
+        <w:t xml:space="preserve">&lt;span&gt;Open </w:t>
+      </w:r>
+      <w:r>
+        <w:rPr>
+          <w:b/>
+          <w:bCs/>
+          <w:color w:val="000000" w:themeColor="text1"/>
+        </w:rPr>
+        <w:t xml:space="preserve">with </w:t>
+      </w:r>
+      <w:r>
+        <w:rPr>
+          <w:b/>
+          <w:bCs/>
+          <w:color w:val="000000" w:themeColor="text1"/>
+        </w:rPr>
+        <w:t xml:space="preserve">above </w:t>
+      </w:r>
+      <w:r>
+        <w:rPr>
+          <w:b/>
+          <w:bCs/>
+          <w:color w:val="000000" w:themeColor="text1"/>
+        </w:rPr>
+        <w:t>Button then &lt;/</w:t>
+      </w:r>
+      <w:proofErr w:type="spellStart"/>
+      <w:r>
+        <w:rPr>
+          <w:b/>
+          <w:bCs/>
+          <w:color w:val="000000" w:themeColor="text1"/>
+        </w:rPr>
+        <w:t>br</w:t>
+      </w:r>
+      <w:proofErr w:type="spellEnd"/>
+      <w:r>
+        <w:rPr>
+          <w:b/>
+          <w:bCs/>
+          <w:color w:val="000000" w:themeColor="text1"/>
+        </w:rPr>
+        <w:t>&gt;click the Correct Answer&lt;/span&gt;</w:t>
+      </w:r>
     </w:p>
     <w:p>
       <w:r>
@@ -530,6 +594,21 @@
           <w:bCs/>
         </w:rPr>
         <w:t>correct answer followed by a comma, a space, and an interesting fact.</w:t>
+      </w:r>
+    </w:p>
+    <w:p>
+      <w:pPr>
+        <w:rPr>
+          <w:b/>
+          <w:bCs/>
+        </w:rPr>
+      </w:pPr>
+      <w:r>
+        <w:rPr>
+          <w:b/>
+          <w:bCs/>
+        </w:rPr>
+        <w:t>Avoid putting any spaces in the field before the colon.</w:t>
       </w:r>
     </w:p>
     <w:p>

--- a/help/SlideQuestionSpecs.docx
+++ b/help/SlideQuestionSpecs.docx
@@ -540,23 +540,35 @@
           <w:bCs/>
         </w:rPr>
         <w:br/>
-        <w:t xml:space="preserve">include a letter prefix on each of the possible answers, such as A) B) C) </w:t>
-      </w:r>
-      <w:proofErr w:type="gramStart"/>
-      <w:r>
-        <w:rPr>
-          <w:b/>
-          <w:bCs/>
-        </w:rPr>
-        <w:t>D)…</w:t>
-      </w:r>
-      <w:proofErr w:type="gramEnd"/>
-      <w:r>
-        <w:rPr>
-          <w:b/>
-          <w:bCs/>
-        </w:rPr>
-        <w:t>. (avoid putting commas inside each answer)</w:t>
+        <w:t xml:space="preserve">include a letter prefix </w:t>
+      </w:r>
+      <w:r>
+        <w:rPr>
+          <w:b/>
+          <w:bCs/>
+        </w:rPr>
+        <w:t xml:space="preserve">and </w:t>
+      </w:r>
+      <w:r>
+        <w:rPr>
+          <w:b/>
+          <w:bCs/>
+        </w:rPr>
+        <w:t>close parenthesis</w:t>
+      </w:r>
+      <w:r>
+        <w:rPr>
+          <w:b/>
+          <w:bCs/>
+        </w:rPr>
+        <w:t xml:space="preserve"> </w:t>
+      </w:r>
+      <w:r>
+        <w:rPr>
+          <w:b/>
+          <w:bCs/>
+        </w:rPr>
+        <w:t>on each of the possible answers, such as A) B) C) D)…. (avoid putting commas inside each answer)</w:t>
       </w:r>
       <w:r>
         <w:rPr>
@@ -593,7 +605,35 @@
           <w:b/>
           <w:bCs/>
         </w:rPr>
-        <w:t>correct answer followed by a comma, a space, and an interesting fact.</w:t>
+        <w:t xml:space="preserve">correct answer </w:t>
+      </w:r>
+      <w:r>
+        <w:rPr>
+          <w:b/>
+          <w:bCs/>
+        </w:rPr>
+        <w:t xml:space="preserve">including the prefix and </w:t>
+      </w:r>
+      <w:r>
+        <w:rPr>
+          <w:b/>
+          <w:bCs/>
+        </w:rPr>
+        <w:t>close parenthesis</w:t>
+      </w:r>
+      <w:r>
+        <w:rPr>
+          <w:b/>
+          <w:bCs/>
+        </w:rPr>
+        <w:t xml:space="preserve"> </w:t>
+      </w:r>
+      <w:r>
+        <w:rPr>
+          <w:b/>
+          <w:bCs/>
+        </w:rPr>
+        <w:t>followed by a comma, a space, and an interesting fact.</w:t>
       </w:r>
     </w:p>
     <w:p>

--- a/help/SlideQuestionSpecs.docx
+++ b/help/SlideQuestionSpecs.docx
@@ -547,28 +547,30 @@
           <w:b/>
           <w:bCs/>
         </w:rPr>
-        <w:t xml:space="preserve">and </w:t>
-      </w:r>
-      <w:r>
-        <w:rPr>
-          <w:b/>
-          <w:bCs/>
-        </w:rPr>
-        <w:t>close parenthesis</w:t>
-      </w:r>
-      <w:r>
-        <w:rPr>
-          <w:b/>
-          <w:bCs/>
-        </w:rPr>
-        <w:t xml:space="preserve"> </w:t>
-      </w:r>
-      <w:r>
-        <w:rPr>
-          <w:b/>
-          <w:bCs/>
-        </w:rPr>
-        <w:t>on each of the possible answers, such as A) B) C) D)…. (avoid putting commas inside each answer)</w:t>
+        <w:t xml:space="preserve">and close parenthesis </w:t>
+      </w:r>
+      <w:r>
+        <w:rPr>
+          <w:b/>
+          <w:bCs/>
+        </w:rPr>
+        <w:t xml:space="preserve">on each of the possible answers, such as A) B) C) </w:t>
+      </w:r>
+      <w:proofErr w:type="gramStart"/>
+      <w:r>
+        <w:rPr>
+          <w:b/>
+          <w:bCs/>
+        </w:rPr>
+        <w:t>D)…</w:t>
+      </w:r>
+      <w:proofErr w:type="gramEnd"/>
+      <w:r>
+        <w:rPr>
+          <w:b/>
+          <w:bCs/>
+        </w:rPr>
+        <w:t>. (avoid putting commas inside each answer)</w:t>
       </w:r>
       <w:r>
         <w:rPr>
@@ -576,7 +578,13 @@
           <w:bCs/>
         </w:rPr>
         <w:br/>
-        <w:t>randomize the sequence of the correct answer.</w:t>
+      </w:r>
+      <w:r>
+        <w:rPr>
+          <w:b/>
+          <w:bCs/>
+        </w:rPr>
+        <w:t>randomize the sequence of the correct answer include all the letters used about the same number of times.</w:t>
       </w:r>
     </w:p>
     <w:p>
@@ -619,14 +627,7 @@
           <w:b/>
           <w:bCs/>
         </w:rPr>
-        <w:t>close parenthesis</w:t>
-      </w:r>
-      <w:r>
-        <w:rPr>
-          <w:b/>
-          <w:bCs/>
-        </w:rPr>
-        <w:t xml:space="preserve"> </w:t>
+        <w:t xml:space="preserve">close parenthesis </w:t>
       </w:r>
       <w:r>
         <w:rPr>
